--- a/PP-salygos/templates/PRIEDAI_LTEN_SANDORIS.docx
+++ b/PP-salygos/templates/PRIEDAI_LTEN_SANDORIS.docx
@@ -1068,14 +1068,14 @@
               <w:rPr>
                 <w:lang w:eastAsia="lt-LT"/>
               </w:rPr>
-              <w:t xml:space="preserve">10. Duomenys apie tai, ar sandorio šalis / subtiekėjas arba jų galutiniai savininkai, kurie tiesiogiai ir  (ar) netiesiogiai kontroliuoja sandorio šalį / subtiekėją, įsiteisėjusiu teismo </w:t>
+              <w:t xml:space="preserve">10. Duomenys apie tai, ar sandorio šalis / subtiekėjas arba jų galutiniai savininkai, kurie tiesiogiai ir  (ar) netiesiogiai kontroliuoja sandorio šalį / subtiekėją, įsiteisėjusiu teismo nuosprendžiu yra pripažinti kaltais dėl labai sunkaus, </w:t>
             </w:r>
             <w:r>
               <w:rPr>
                 <w:lang w:eastAsia="lt-LT"/>
               </w:rPr>
               <w:lastRenderedPageBreak/>
-              <w:t>nuosprendžiu yra pripažinti kaltais dėl labai sunkaus, sunkaus ar apysunkio nusikaltimo pagal Lietuvos Respublikos baudžiamąjį kodeksą ar dėl nusikaltimo pagal užsienio valstybių baudžiamuosius įstatymus, atitinkančio Baudžiamojo kodekso specialiojoje dalyje nurodytus labai sunkaus, sunkaus ar apysunkio nusikaltimo požymius, ir už padarytą nusikaltimą nėra išnykęs ar panaikintas teistumas arba dėl tokio nusikaltimo padarymo vykdomas baudžiamasis persekiojimas</w:t>
+              <w:t>sunkaus ar apysunkio nusikaltimo pagal Lietuvos Respublikos baudžiamąjį kodeksą ar dėl nusikaltimo pagal užsienio valstybių baudžiamuosius įstatymus, atitinkančio Baudžiamojo kodekso specialiojoje dalyje nurodytus labai sunkaus, sunkaus ar apysunkio nusikaltimo požymius, ir už padarytą nusikaltimą nėra išnykęs ar panaikintas teistumas arba dėl tokio nusikaltimo padarymo vykdomas baudžiamasis persekiojimas</w:t>
             </w:r>
             <w:r>
               <w:rPr>
@@ -1115,31 +1115,31 @@
                 <w:lang w:eastAsia="lt-LT"/>
               </w:rPr>
               <w:lastRenderedPageBreak/>
-              <w:t xml:space="preserve">[Tuo atveju, jeigu šiame punkte nurodytų duomenų nėra – tokia informacija turi būti pateikiama </w:t>
-            </w:r>
-            <w:r>
-              <w:rPr>
-                <w:color w:val="808080" w:themeColor="background1" w:themeShade="80"/>
-                <w:lang w:eastAsia="lt-LT"/>
+              <w:t xml:space="preserve">[Tuo atveju, jeigu šiame punkte nurodytų duomenų nėra – tokia informacija turi būti pateikiama žodžiais./ </w:t>
+            </w:r>
+            <w:proofErr w:type="gramStart"/>
+            <w:r>
+              <w:rPr>
+                <w:color w:val="808080" w:themeColor="background1" w:themeShade="80"/>
+                <w:lang w:val="en-GB" w:eastAsia="lt-LT"/>
+              </w:rPr>
+              <w:t>In the event that</w:t>
+            </w:r>
+            <w:proofErr w:type="gramEnd"/>
+            <w:r>
+              <w:rPr>
+                <w:color w:val="808080" w:themeColor="background1" w:themeShade="80"/>
+                <w:lang w:val="en-GB" w:eastAsia="lt-LT"/>
+              </w:rPr>
+              <w:t xml:space="preserve"> the </w:t>
+            </w:r>
+            <w:r>
+              <w:rPr>
+                <w:color w:val="808080" w:themeColor="background1" w:themeShade="80"/>
+                <w:lang w:val="en-GB" w:eastAsia="lt-LT"/>
               </w:rPr>
               <w:lastRenderedPageBreak/>
-              <w:t xml:space="preserve">žodžiais./ </w:t>
-            </w:r>
-            <w:proofErr w:type="gramStart"/>
-            <w:r>
-              <w:rPr>
-                <w:color w:val="808080" w:themeColor="background1" w:themeShade="80"/>
-                <w:lang w:val="en-GB" w:eastAsia="lt-LT"/>
-              </w:rPr>
-              <w:t>In the event that</w:t>
-            </w:r>
-            <w:proofErr w:type="gramEnd"/>
-            <w:r>
-              <w:rPr>
-                <w:color w:val="808080" w:themeColor="background1" w:themeShade="80"/>
-                <w:lang w:val="en-GB" w:eastAsia="lt-LT"/>
-              </w:rPr>
-              <w:t xml:space="preserve"> the data referred to in this clause do not exist, such information must be provided explicitly in words.]</w:t>
+              <w:t>data referred to in this clause do not exist, such information must be provided explicitly in words.]</w:t>
             </w:r>
           </w:p>
         </w:tc>

--- a/PP-salygos/templates/PRIEDAI_LTEN_SANDORIS.docx
+++ b/PP-salygos/templates/PRIEDAI_LTEN_SANDORIS.docx
@@ -713,7 +713,7 @@
               <w:rPr>
                 <w:lang w:val="en-GB" w:eastAsia="lt-LT"/>
               </w:rPr>
-              <w:t>Federation,  natural</w:t>
+              <w:t>Federation, natural</w:t>
             </w:r>
             <w:proofErr w:type="gramEnd"/>
             <w:r>
@@ -1068,7 +1068,7 @@
               <w:rPr>
                 <w:lang w:eastAsia="lt-LT"/>
               </w:rPr>
-              <w:t xml:space="preserve">10. Duomenys apie tai, ar sandorio šalis / subtiekėjas arba jų galutiniai savininkai, kurie tiesiogiai ir  (ar) netiesiogiai kontroliuoja sandorio šalį / subtiekėją, įsiteisėjusiu teismo nuosprendžiu yra pripažinti kaltais dėl labai sunkaus, </w:t>
+              <w:t xml:space="preserve">10. Duomenys apie tai, ar sandorio šalis / subtiekėjas arba jų galutiniai savininkai, kurie tiesiogiai ir (ar) netiesiogiai kontroliuoja sandorio šalį / subtiekėją, įsiteisėjusiu teismo nuosprendžiu yra pripažinti kaltais dėl labai sunkaus, </w:t>
             </w:r>
             <w:r>
               <w:rPr>
